--- a/docs/测试记录.docx
+++ b/docs/测试记录.docx
@@ -3071,7 +3071,7 @@
           <w:b w:val="0"/>
           <w:sz w:val="20"/>
         </w:rPr>
-        <w:t>金额与「单价 × 数量」不符的行目前仅标记、不剔除，仍会进入汇总，可能拉高总额。建议下一版改为以单价 × 数量重算，或提供开关由使用者选择。</w:t>
+        <w:t>金额已改为以「单价 × 数量」为准重算；若客户实际以「金额」列为准（例如含折扣或运费），需改回并重新确认规则。</w:t>
       </w:r>
     </w:p>
     <w:p>

--- a/docs/测试记录.docx
+++ b/docs/测试记录.docx
@@ -122,7 +122,7 @@
                 <w:b w:val="0"/>
                 <w:sz w:val="19"/>
               </w:rPr>
-              <w:t>v1.0</w:t>
+              <w:t>v1.1</w:t>
             </w:r>
           </w:p>
         </w:tc>
@@ -969,6 +969,80 @@
                 <w:sz w:val="18"/>
               </w:rPr>
               <w:t>验证数据体检能力</w:t>
+            </w:r>
+          </w:p>
+        </w:tc>
+      </w:tr>
+      <w:tr>
+        <w:tc>
+          <w:tcPr>
+            <w:tcW w:type="dxa" w:w="1474"/>
+          </w:tcPr>
+          <w:p>
+            <w:pPr>
+              <w:spacing w:after="40"/>
+            </w:pPr>
+            <w:r>
+              <w:rPr>
+                <w:rFonts w:ascii="宋体" w:hAnsi="宋体" w:eastAsia="宋体" w:cs="宋体"/>
+                <w:b w:val="0"/>
+                <w:sz w:val="18"/>
+              </w:rPr>
+              <w:t>真实感脏数据</w:t>
+            </w:r>
+          </w:p>
+        </w:tc>
+        <w:tc>
+          <w:tcPr>
+            <w:tcW w:type="dxa" w:w="1134"/>
+          </w:tcPr>
+          <w:p>
+            <w:pPr>
+              <w:spacing w:after="40"/>
+            </w:pPr>
+            <w:r>
+              <w:rPr>
+                <w:rFonts w:ascii="宋体" w:hAnsi="宋体" w:eastAsia="宋体" w:cs="宋体"/>
+                <w:b w:val="0"/>
+                <w:sz w:val="18"/>
+              </w:rPr>
+              <w:t>102 行</w:t>
+            </w:r>
+          </w:p>
+        </w:tc>
+        <w:tc>
+          <w:tcPr>
+            <w:tcW w:type="dxa" w:w="4762"/>
+          </w:tcPr>
+          <w:p>
+            <w:pPr>
+              <w:spacing w:after="40"/>
+            </w:pPr>
+            <w:r>
+              <w:rPr>
+                <w:rFonts w:ascii="宋体" w:hAnsi="宋体" w:eastAsia="宋体" w:cs="宋体"/>
+                <w:b w:val="0"/>
+                <w:sz w:val="18"/>
+              </w:rPr>
+              <w:t>模拟手工报表：文字日期、带「元」的金额、首尾空格、空白行、表尾合计行</w:t>
+            </w:r>
+          </w:p>
+        </w:tc>
+        <w:tc>
+          <w:tcPr>
+            <w:tcW w:type="dxa" w:w="1814"/>
+          </w:tcPr>
+          <w:p>
+            <w:pPr>
+              <w:spacing w:after="40"/>
+            </w:pPr>
+            <w:r>
+              <w:rPr>
+                <w:rFonts w:ascii="宋体" w:hAnsi="宋体" w:eastAsia="宋体" w:cs="宋体"/>
+                <w:b w:val="0"/>
+                <w:sz w:val="18"/>
+              </w:rPr>
+              <w:t>验证对真实数据的鲁棒性</w:t>
             </w:r>
           </w:p>
         </w:tc>
@@ -2352,7 +2426,7 @@
                 <w:b w:val="0"/>
                 <w:sz w:val="17"/>
               </w:rPr>
-              <w:t>设计为「订单号为空」检查项，尚未实机执行</w:t>
+              <w:t>真实数据中，合计行被识别为「订单号为空」并在清洗时剔除，未计入汇总</w:t>
             </w:r>
           </w:p>
         </w:tc>
@@ -2370,7 +2444,349 @@
                 <w:b w:val="0"/>
                 <w:sz w:val="17"/>
               </w:rPr>
-              <w:t>待验证</w:t>
+              <w:t>通过</w:t>
+            </w:r>
+          </w:p>
+        </w:tc>
+      </w:tr>
+      <w:tr>
+        <w:tc>
+          <w:tcPr>
+            <w:tcW w:type="dxa" w:w="680"/>
+            <w:shd w:val="clear" w:color="auto" w:fill="F2F7FB"/>
+          </w:tcPr>
+          <w:p>
+            <w:pPr>
+              <w:spacing w:after="40"/>
+            </w:pPr>
+            <w:r>
+              <w:rPr>
+                <w:rFonts w:ascii="宋体" w:hAnsi="宋体" w:eastAsia="宋体" w:cs="宋体"/>
+                <w:b w:val="0"/>
+                <w:sz w:val="17"/>
+              </w:rPr>
+              <w:t>TC-12</w:t>
+            </w:r>
+          </w:p>
+        </w:tc>
+        <w:tc>
+          <w:tcPr>
+            <w:tcW w:type="dxa" w:w="1304"/>
+            <w:shd w:val="clear" w:color="auto" w:fill="F2F7FB"/>
+          </w:tcPr>
+          <w:p>
+            <w:pPr>
+              <w:spacing w:after="40"/>
+            </w:pPr>
+            <w:r>
+              <w:rPr>
+                <w:rFonts w:ascii="宋体" w:hAnsi="宋体" w:eastAsia="宋体" w:cs="宋体"/>
+                <w:b w:val="0"/>
+                <w:sz w:val="17"/>
+              </w:rPr>
+              <w:t>金额带单位与千分位</w:t>
+            </w:r>
+          </w:p>
+        </w:tc>
+        <w:tc>
+          <w:tcPr>
+            <w:tcW w:type="dxa" w:w="1814"/>
+            <w:shd w:val="clear" w:color="auto" w:fill="F2F7FB"/>
+          </w:tcPr>
+          <w:p>
+            <w:pPr>
+              <w:spacing w:after="40"/>
+            </w:pPr>
+            <w:r>
+              <w:rPr>
+                <w:rFonts w:ascii="宋体" w:hAnsi="宋体" w:eastAsia="宋体" w:cs="宋体"/>
+                <w:b w:val="0"/>
+                <w:sz w:val="17"/>
+              </w:rPr>
+              <w:t>金额写成「1,240.00 元」后运行</w:t>
+            </w:r>
+          </w:p>
+        </w:tc>
+        <w:tc>
+          <w:tcPr>
+            <w:tcW w:type="dxa" w:w="1814"/>
+            <w:shd w:val="clear" w:color="auto" w:fill="F2F7FB"/>
+          </w:tcPr>
+          <w:p>
+            <w:pPr>
+              <w:spacing w:after="40"/>
+            </w:pPr>
+            <w:r>
+              <w:rPr>
+                <w:rFonts w:ascii="宋体" w:hAnsi="宋体" w:eastAsia="宋体" w:cs="宋体"/>
+                <w:b w:val="0"/>
+                <w:sz w:val="17"/>
+              </w:rPr>
+              <w:t>能解析为数字并参与汇总，不整行丢弃</w:t>
+            </w:r>
+          </w:p>
+        </w:tc>
+        <w:tc>
+          <w:tcPr>
+            <w:tcW w:type="dxa" w:w="3005"/>
+            <w:shd w:val="clear" w:color="auto" w:fill="F2F7FB"/>
+          </w:tcPr>
+          <w:p>
+            <w:pPr>
+              <w:spacing w:after="40"/>
+            </w:pPr>
+            <w:r>
+              <w:rPr>
+                <w:rFonts w:ascii="宋体" w:hAnsi="宋体" w:eastAsia="宋体" w:cs="宋体"/>
+                <w:b w:val="0"/>
+                <w:sz w:val="17"/>
+              </w:rPr>
+              <w:t>解析正常；新增「金额格式不规范」检查项，提示 4 行</w:t>
+            </w:r>
+          </w:p>
+        </w:tc>
+        <w:tc>
+          <w:tcPr>
+            <w:tcW w:type="dxa" w:w="567"/>
+            <w:shd w:val="clear" w:color="auto" w:fill="F2F7FB"/>
+          </w:tcPr>
+          <w:p>
+            <w:pPr>
+              <w:spacing w:after="40"/>
+            </w:pPr>
+            <w:r>
+              <w:rPr>
+                <w:rFonts w:ascii="宋体" w:hAnsi="宋体" w:eastAsia="宋体" w:cs="宋体"/>
+                <w:b w:val="0"/>
+                <w:sz w:val="17"/>
+              </w:rPr>
+              <w:t>通过（v1.1）</w:t>
+            </w:r>
+          </w:p>
+        </w:tc>
+      </w:tr>
+      <w:tr>
+        <w:tc>
+          <w:tcPr>
+            <w:tcW w:type="dxa" w:w="680"/>
+          </w:tcPr>
+          <w:p>
+            <w:pPr>
+              <w:spacing w:after="40"/>
+            </w:pPr>
+            <w:r>
+              <w:rPr>
+                <w:rFonts w:ascii="宋体" w:hAnsi="宋体" w:eastAsia="宋体" w:cs="宋体"/>
+                <w:b w:val="0"/>
+                <w:sz w:val="17"/>
+              </w:rPr>
+              <w:t>TC-13</w:t>
+            </w:r>
+          </w:p>
+        </w:tc>
+        <w:tc>
+          <w:tcPr>
+            <w:tcW w:type="dxa" w:w="1304"/>
+          </w:tcPr>
+          <w:p>
+            <w:pPr>
+              <w:spacing w:after="40"/>
+            </w:pPr>
+            <w:r>
+              <w:rPr>
+                <w:rFonts w:ascii="宋体" w:hAnsi="宋体" w:eastAsia="宋体" w:cs="宋体"/>
+                <w:b w:val="0"/>
+                <w:sz w:val="17"/>
+              </w:rPr>
+              <w:t>客户名称带首尾空格</w:t>
+            </w:r>
+          </w:p>
+        </w:tc>
+        <w:tc>
+          <w:tcPr>
+            <w:tcW w:type="dxa" w:w="1814"/>
+          </w:tcPr>
+          <w:p>
+            <w:pPr>
+              <w:spacing w:after="40"/>
+            </w:pPr>
+            <w:r>
+              <w:rPr>
+                <w:rFonts w:ascii="宋体" w:hAnsi="宋体" w:eastAsia="宋体" w:cs="宋体"/>
+                <w:b w:val="0"/>
+                <w:sz w:val="17"/>
+              </w:rPr>
+              <w:t>同一客户写成「恒信科技」与「恒信科技  」</w:t>
+            </w:r>
+          </w:p>
+        </w:tc>
+        <w:tc>
+          <w:tcPr>
+            <w:tcW w:type="dxa" w:w="1814"/>
+          </w:tcPr>
+          <w:p>
+            <w:pPr>
+              <w:spacing w:after="40"/>
+            </w:pPr>
+            <w:r>
+              <w:rPr>
+                <w:rFonts w:ascii="宋体" w:hAnsi="宋体" w:eastAsia="宋体" w:cs="宋体"/>
+                <w:b w:val="0"/>
+                <w:sz w:val="17"/>
+              </w:rPr>
+              <w:t>清洗后视为同一客户，不拆分成两组</w:t>
+            </w:r>
+          </w:p>
+        </w:tc>
+        <w:tc>
+          <w:tcPr>
+            <w:tcW w:type="dxa" w:w="3005"/>
+          </w:tcPr>
+          <w:p>
+            <w:pPr>
+              <w:spacing w:after="40"/>
+            </w:pPr>
+            <w:r>
+              <w:rPr>
+                <w:rFonts w:ascii="宋体" w:hAnsi="宋体" w:eastAsia="宋体" w:cs="宋体"/>
+                <w:b w:val="0"/>
+                <w:sz w:val="17"/>
+              </w:rPr>
+              <w:t>客户数由 7 恢复为 5，客户 TOP10 不再重复出现</w:t>
+            </w:r>
+          </w:p>
+        </w:tc>
+        <w:tc>
+          <w:tcPr>
+            <w:tcW w:type="dxa" w:w="567"/>
+          </w:tcPr>
+          <w:p>
+            <w:pPr>
+              <w:spacing w:after="40"/>
+            </w:pPr>
+            <w:r>
+              <w:rPr>
+                <w:rFonts w:ascii="宋体" w:hAnsi="宋体" w:eastAsia="宋体" w:cs="宋体"/>
+                <w:b w:val="0"/>
+                <w:sz w:val="17"/>
+              </w:rPr>
+              <w:t>通过（v1.1）</w:t>
+            </w:r>
+          </w:p>
+        </w:tc>
+      </w:tr>
+      <w:tr>
+        <w:tc>
+          <w:tcPr>
+            <w:tcW w:type="dxa" w:w="680"/>
+            <w:shd w:val="clear" w:color="auto" w:fill="F2F7FB"/>
+          </w:tcPr>
+          <w:p>
+            <w:pPr>
+              <w:spacing w:after="40"/>
+            </w:pPr>
+            <w:r>
+              <w:rPr>
+                <w:rFonts w:ascii="宋体" w:hAnsi="宋体" w:eastAsia="宋体" w:cs="宋体"/>
+                <w:b w:val="0"/>
+                <w:sz w:val="17"/>
+              </w:rPr>
+              <w:t>TC-14</w:t>
+            </w:r>
+          </w:p>
+        </w:tc>
+        <w:tc>
+          <w:tcPr>
+            <w:tcW w:type="dxa" w:w="1304"/>
+            <w:shd w:val="clear" w:color="auto" w:fill="F2F7FB"/>
+          </w:tcPr>
+          <w:p>
+            <w:pPr>
+              <w:spacing w:after="40"/>
+            </w:pPr>
+            <w:r>
+              <w:rPr>
+                <w:rFonts w:ascii="宋体" w:hAnsi="宋体" w:eastAsia="宋体" w:cs="宋体"/>
+                <w:b w:val="0"/>
+                <w:sz w:val="17"/>
+              </w:rPr>
+              <w:t>金额与单价×数量不符</w:t>
+            </w:r>
+          </w:p>
+        </w:tc>
+        <w:tc>
+          <w:tcPr>
+            <w:tcW w:type="dxa" w:w="1814"/>
+            <w:shd w:val="clear" w:color="auto" w:fill="F2F7FB"/>
+          </w:tcPr>
+          <w:p>
+            <w:pPr>
+              <w:spacing w:after="40"/>
+            </w:pPr>
+            <w:r>
+              <w:rPr>
+                <w:rFonts w:ascii="宋体" w:hAnsi="宋体" w:eastAsia="宋体" w:cs="宋体"/>
+                <w:b w:val="0"/>
+                <w:sz w:val="17"/>
+              </w:rPr>
+              <w:t>将金额改为 9999，或在原值上额外加 500</w:t>
+            </w:r>
+          </w:p>
+        </w:tc>
+        <w:tc>
+          <w:tcPr>
+            <w:tcW w:type="dxa" w:w="1814"/>
+            <w:shd w:val="clear" w:color="auto" w:fill="F2F7FB"/>
+          </w:tcPr>
+          <w:p>
+            <w:pPr>
+              <w:spacing w:after="40"/>
+            </w:pPr>
+            <w:r>
+              <w:rPr>
+                <w:rFonts w:ascii="宋体" w:hAnsi="宋体" w:eastAsia="宋体" w:cs="宋体"/>
+                <w:b w:val="0"/>
+                <w:sz w:val="17"/>
+              </w:rPr>
+              <w:t>按「单价 × 数量」重算，并记入问题清单</w:t>
+            </w:r>
+          </w:p>
+        </w:tc>
+        <w:tc>
+          <w:tcPr>
+            <w:tcW w:type="dxa" w:w="3005"/>
+            <w:shd w:val="clear" w:color="auto" w:fill="F2F7FB"/>
+          </w:tcPr>
+          <w:p>
+            <w:pPr>
+              <w:spacing w:after="40"/>
+            </w:pPr>
+            <w:r>
+              <w:rPr>
+                <w:rFonts w:ascii="宋体" w:hAnsi="宋体" w:eastAsia="宋体" w:cs="宋体"/>
+                <w:b w:val="0"/>
+                <w:sz w:val="17"/>
+              </w:rPr>
+              <w:t>重算 3 行；问题数据表保留原始值，便于核对</w:t>
+            </w:r>
+          </w:p>
+        </w:tc>
+        <w:tc>
+          <w:tcPr>
+            <w:tcW w:type="dxa" w:w="567"/>
+            <w:shd w:val="clear" w:color="auto" w:fill="F2F7FB"/>
+          </w:tcPr>
+          <w:p>
+            <w:pPr>
+              <w:spacing w:after="40"/>
+            </w:pPr>
+            <w:r>
+              <w:rPr>
+                <w:rFonts w:ascii="宋体" w:hAnsi="宋体" w:eastAsia="宋体" w:cs="宋体"/>
+                <w:b w:val="0"/>
+                <w:sz w:val="17"/>
+              </w:rPr>
+              <w:t>通过（v1.1）</w:t>
             </w:r>
           </w:p>
         </w:tc>
@@ -3184,7 +3600,7 @@
           <w:b w:val="0"/>
           <w:sz w:val="21"/>
         </w:rPr>
-        <w:t>尚未实机执行的两项用例（TC-10 文件缺失、TC-11 表尾合计行）需在下一轮补充验证；已知限制中的金额处理规则应作为下一版的首要改进项。</w:t>
+        <w:t>TC-10（文件缺失）尚未实机执行，仍需补充；其余用例已在真实感脏数据上验证通过——表尾合计行被正确剔除，带单位的金额、首尾空格与金额不符均已处理。</w:t>
       </w:r>
     </w:p>
     <w:p>
@@ -3332,6 +3748,65 @@
                 <w:sz w:val="18"/>
               </w:rPr>
               <w:t>首次编写，覆盖环境部署、功能测试与问题记录</w:t>
+            </w:r>
+          </w:p>
+        </w:tc>
+      </w:tr>
+      <w:tr>
+        <w:tc>
+          <w:tcPr>
+            <w:tcW w:type="dxa" w:w="1134"/>
+            <w:shd w:val="clear" w:color="auto" w:fill="F2F7FB"/>
+          </w:tcPr>
+          <w:p>
+            <w:pPr>
+              <w:spacing w:after="40"/>
+            </w:pPr>
+            <w:r>
+              <w:rPr>
+                <w:rFonts w:ascii="宋体" w:hAnsi="宋体" w:eastAsia="宋体" w:cs="宋体"/>
+                <w:b w:val="0"/>
+                <w:sz w:val="18"/>
+              </w:rPr>
+              <w:t>v1.1</w:t>
+            </w:r>
+          </w:p>
+        </w:tc>
+        <w:tc>
+          <w:tcPr>
+            <w:tcW w:type="dxa" w:w="1814"/>
+            <w:shd w:val="clear" w:color="auto" w:fill="F2F7FB"/>
+          </w:tcPr>
+          <w:p>
+            <w:pPr>
+              <w:spacing w:after="40"/>
+            </w:pPr>
+            <w:r>
+              <w:rPr>
+                <w:rFonts w:ascii="宋体" w:hAnsi="宋体" w:eastAsia="宋体" w:cs="宋体"/>
+                <w:b w:val="0"/>
+                <w:sz w:val="18"/>
+              </w:rPr>
+              <w:t>2026-10-21</w:t>
+            </w:r>
+          </w:p>
+        </w:tc>
+        <w:tc>
+          <w:tcPr>
+            <w:tcW w:type="dxa" w:w="6236"/>
+            <w:shd w:val="clear" w:color="auto" w:fill="F2F7FB"/>
+          </w:tcPr>
+          <w:p>
+            <w:pPr>
+              <w:spacing w:after="40"/>
+            </w:pPr>
+            <w:r>
+              <w:rPr>
+                <w:rFonts w:ascii="宋体" w:hAnsi="宋体" w:eastAsia="宋体" w:cs="宋体"/>
+                <w:b w:val="0"/>
+                <w:sz w:val="18"/>
+              </w:rPr>
+              <w:t>补充 TC-12 至 TC-14；TC-11 实机验证；金额规则变更</w:t>
             </w:r>
           </w:p>
         </w:tc>
